--- a/filesystem/MarketingOps/Integration/bramwell_founder_transition_memo.docx
+++ b/filesystem/MarketingOps/Integration/bramwell_founder_transition_memo.docx
@@ -451,7 +451,7 @@
           <w:color w:val="0F172A"/>
           <w:sz w:val="20"/>
         </w:rPr>
-        <w:t>Fenwick Genomics — see /Legal/Legacy_Bramwell/ for the executed MSA and SO-2025-0417.</w:t>
+        <w:t>Fenwick Genomics — the executed Master Services Agreement is on file in /Legal/Legacy_Bramwell/: see FenwickGenomics_MSA_termination_clause.pdf for the full agreement terms and FenwickGenomics_MSA_signature_amendment_log.pdf for the signature page and amendment log. The agreement is recorded in ERPNext under Sales Order SO-2025-0417.</w:t>
       </w:r>
       <w:r>
         <w:rPr>
@@ -471,7 +471,7 @@
           <w:color w:val="334155"/>
           <w:sz w:val="20"/>
         </w:rPr>
-        <w:t>The Fenwick agreement is filed in /Legal/Legacy_Bramwell/ alongside the executed signature page and amendment log. No amendments have been executed against SO-2025-0417 since the original signing.</w:t>
+        <w:t>No amendments have been executed against SO-2025-0417 since the original signing.</w:t>
       </w:r>
     </w:p>
     <w:p>
